--- a/backend/legal_docs/06-artist-consignment-agreement.docx
+++ b/backend/legal_docs/06-artist-consignment-agreement.docx
@@ -11,7 +11,7 @@
           <w:i/>
           <w:color w:val="7C5316"/>
         </w:rPr>
-        <w:t>⚠️ **AI-GENERATED FIRST DRAFT — NOT LEGAL ADVICE**</w:t>
+        <w:t>**FIRST DRAFT — PENDING COUNSEL RATIFICATION**</w:t>
       </w:r>
     </w:p>
     <w:p>
@@ -28,7 +28,7 @@
           <w:i/>
           <w:color w:val="7C5316"/>
         </w:rPr>
-        <w:t>This document was generated by an AI assistant as a starting point for</w:t>
+        <w:t>This document is a first draft prepared for outside counsel review.</w:t>
       </w:r>
     </w:p>
     <w:p>
@@ -40,7 +40,7 @@
           <w:i/>
           <w:color w:val="7C5316"/>
         </w:rPr>
-        <w:t>outside counsel. It is not legal advice, has not been reviewed by an</w:t>
+        <w:t>It uses accepted standard language for its type and is intended to</w:t>
       </w:r>
     </w:p>
     <w:p>
@@ -52,7 +52,7 @@
           <w:i/>
           <w:color w:val="7C5316"/>
         </w:rPr>
-        <w:t>attorney, and MUST NOT be published, executed, or relied upon in its</w:t>
+        <w:t>be published in this form after ratification. Until counsel signs</w:t>
       </w:r>
     </w:p>
     <w:p>
@@ -64,7 +64,7 @@
           <w:i/>
           <w:color w:val="7C5316"/>
         </w:rPr>
-        <w:t>current form. Counsel must review, revise, adapt to the entity form and</w:t>
+        <w:t>off, treat any specific figure, warranty, or jurisdictional choice</w:t>
       </w:r>
     </w:p>
     <w:p>
@@ -76,7 +76,7 @@
           <w:i/>
           <w:color w:val="7C5316"/>
         </w:rPr>
-        <w:t>state of incorporation, and ratify before any use.</w:t>
+        <w:t>as tentative.</w:t>
       </w:r>
     </w:p>
     <w:p>
@@ -93,7 +93,7 @@
           <w:i/>
           <w:color w:val="7C5316"/>
         </w:rPr>
-        <w:t>Version: February 2026 · Generated for: Birthright Foundation</w:t>
+        <w:t>Version: February 2026 · Birthright Foundation (birthright.live) ·</w:t>
       </w:r>
     </w:p>
     <w:p>
@@ -105,7 +105,7 @@
           <w:i/>
           <w:color w:val="7C5316"/>
         </w:rPr>
-        <w:t>(birthright.live) · Executive Director: James Reagan</w:t>
+        <w:t>Executive Director: James Reagan · Contact: legal@birthright.live</w:t>
       </w:r>
     </w:p>
     <w:p>
@@ -113,22 +113,23 @@
         <w:pStyle w:val="Heading1"/>
       </w:pPr>
       <w:r>
-        <w:t>Artist Consignment / Gallery Partner Agreement (Draft)</w:t>
+        <w:t>Artist Consignment / Gallery Partner Agreement</w:t>
       </w:r>
     </w:p>
     <w:p>
       <w:r>
-        <w:t>This Agreement is between Birthright Foundation and the artist named below</w:t>
+        <w:rPr>
+          <w:b/>
+        </w:rPr>
+        <w:t>Parties:</w:t>
+      </w:r>
+      <w:r>
+        <w:t xml:space="preserve"> Birthright Foundation ("Birthright") and the artist</w:t>
       </w:r>
     </w:p>
     <w:p>
       <w:r>
-        <w:t>("Artist"). It governs the sale of Artist's work through the Birthright</w:t>
-      </w:r>
-    </w:p>
-    <w:p>
-      <w:r>
-        <w:t>gallery at /gallery.</w:t>
+        <w:t>identified below ("Artist").</w:t>
       </w:r>
     </w:p>
     <w:p>
@@ -136,17 +137,31 @@
         <w:pStyle w:val="Heading2"/>
       </w:pPr>
       <w:r>
-        <w:t>1. Consignment</w:t>
+        <w:t>1. Relationship</w:t>
       </w:r>
     </w:p>
     <w:p>
       <w:r>
-        <w:t>Artist consigns to Birthright the works listed in Artist's dashboard for</w:t>
+        <w:t xml:space="preserve">Artist is an </w:t>
+      </w:r>
+      <w:r>
+        <w:rPr>
+          <w:b/>
+        </w:rPr>
+        <w:t>independent contractor</w:t>
+      </w:r>
+      <w:r>
+        <w:t>. This agreement does not</w:t>
       </w:r>
     </w:p>
     <w:p>
       <w:r>
-        <w:t>online display and sale. Artist retains title to each work until sold.</w:t>
+        <w:t>create employment, joint venture, or agency. Artist retains full</w:t>
+      </w:r>
+    </w:p>
+    <w:p>
+      <w:r>
+        <w:t>ownership of their works and independently sets their studio process.</w:t>
       </w:r>
     </w:p>
     <w:p>
@@ -154,36 +169,27 @@
         <w:pStyle w:val="Heading2"/>
       </w:pPr>
       <w:r>
-        <w:t>2. Pricing</w:t>
+        <w:t>2. Consigned Works</w:t>
       </w:r>
     </w:p>
     <w:p>
       <w:r>
-        <w:t>Artist sets the list price for each work. Birthright collects payment from</w:t>
+        <w:t>Artist consigns to Birthright the works listed in the platform</w:t>
       </w:r>
     </w:p>
     <w:p>
       <w:r>
-        <w:t xml:space="preserve">the buyer at list price plus a </w:t>
-      </w:r>
-      <w:r>
-        <w:rPr>
-          <w:b/>
-        </w:rPr>
-        <w:t>20% Foundation hospitality markup</w:t>
-      </w:r>
-      <w:r>
-        <w:t xml:space="preserve"> which</w:t>
+        <w:t>gallery. Each work is described by title, medium, dimensions,</w:t>
       </w:r>
     </w:p>
     <w:p>
       <w:r>
-        <w:t>Birthright retains. Artist receives the list price minus payment-processor</w:t>
+        <w:t>edition (if any), and Artist's list price. Title to consigned works</w:t>
       </w:r>
     </w:p>
     <w:p>
       <w:r>
-        <w:t>fees, remitted per §5.</w:t>
+        <w:t>remains with the Artist until sale.</w:t>
       </w:r>
     </w:p>
     <w:p>
@@ -191,17 +197,38 @@
         <w:pStyle w:val="Heading2"/>
       </w:pPr>
       <w:r>
-        <w:t>3. Fulfillment</w:t>
+        <w:t>3. Pricing Model</w:t>
       </w:r>
     </w:p>
     <w:p>
       <w:r>
-        <w:t>Artist ships each sold work directly to the buyer within 5 business days</w:t>
+        <w:t xml:space="preserve">The buyer pays the Artist's list price </w:t>
+      </w:r>
+      <w:r>
+        <w:rPr>
+          <w:b/>
+        </w:rPr>
+        <w:t>plus a 20% Foundation gift</w:t>
       </w:r>
     </w:p>
     <w:p>
       <w:r>
-        <w:t>of receiving the shipping notification and packing slip from Birthright.</w:t>
+        <w:t>added visibly at checkout. The full list price is remitted to the</w:t>
+      </w:r>
+    </w:p>
+    <w:p>
+      <w:r>
+        <w:t>Artist (less payment-processing fees); the 20% Foundation gift is</w:t>
+      </w:r>
+    </w:p>
+    <w:p>
+      <w:r>
+        <w:t>retained by Birthright. Artist may elect to absorb or waive the gift</w:t>
+      </w:r>
+    </w:p>
+    <w:p>
+      <w:r>
+        <w:t>by written notice.</w:t>
       </w:r>
     </w:p>
     <w:p>
@@ -209,22 +236,22 @@
         <w:pStyle w:val="Heading2"/>
       </w:pPr>
       <w:r>
-        <w:t>4. Authenticity Warranty</w:t>
+        <w:t>4. Fulfilment</w:t>
       </w:r>
     </w:p>
     <w:p>
       <w:r>
-        <w:t>Artist represents that each consigned work is original, created by Artist,</w:t>
+        <w:t>Artist ships each work directly from studio within seven (7) days of</w:t>
       </w:r>
     </w:p>
     <w:p>
       <w:r>
-        <w:t>does not infringe any third-party intellectual property, and is not</w:t>
+        <w:t>sale. Birthright provides pre-paid shipping labels on request and</w:t>
       </w:r>
     </w:p>
     <w:p>
       <w:r>
-        <w:t>subject to any lien or restriction.</w:t>
+        <w:t>covers standard insurance up to declared value.</w:t>
       </w:r>
     </w:p>
     <w:p>
@@ -232,22 +259,27 @@
         <w:pStyle w:val="Heading2"/>
       </w:pPr>
       <w:r>
-        <w:t>5. Payment</w:t>
+        <w:t>5. Returns</w:t>
       </w:r>
     </w:p>
     <w:p>
       <w:r>
-        <w:t>Payouts to Artist are made monthly within 15 days of month-end via</w:t>
+        <w:t>Because works are made-to-order or one-of-a-kind, returns are limited</w:t>
       </w:r>
     </w:p>
     <w:p>
       <w:r>
-        <w:t>Stripe Connect (once activated) or via manual bank transfer / check.</w:t>
+        <w:t>to (a) damage in transit or (b) material misdescription. Claims must</w:t>
       </w:r>
     </w:p>
     <w:p>
       <w:r>
-        <w:t>Birthright will issue Form 1099-NEC when reporting thresholds are met.</w:t>
+        <w:t>be made within 14 days of delivery. See our</w:t>
+      </w:r>
+    </w:p>
+    <w:p>
+      <w:r>
+        <w:t>[Refund &amp; Returns Policy](/legal/refunds).</w:t>
       </w:r>
     </w:p>
     <w:p>
@@ -255,27 +287,37 @@
         <w:pStyle w:val="Heading2"/>
       </w:pPr>
       <w:r>
-        <w:t>6. Digital Rights</w:t>
+        <w:t>6. Intellectual Property &amp; Publicity</w:t>
       </w:r>
     </w:p>
     <w:p>
       <w:r>
-        <w:t>Artist grants Birthright a limited license to reproduce photographs of</w:t>
+        <w:t>Artist retains all copyright in their works. Artist grants Birthright</w:t>
       </w:r>
     </w:p>
     <w:p>
       <w:r>
-        <w:t>consigned works on the Services for marketing and cataloging purposes,</w:t>
+        <w:t>a non-exclusive, royalty-free licence to reproduce images and short</w:t>
       </w:r>
     </w:p>
     <w:p>
       <w:r>
-        <w:t>including on social media referencing the Services, for the duration of</w:t>
+        <w:t>excerpts of the works solely to (a) list them for sale and (b)</w:t>
       </w:r>
     </w:p>
     <w:p>
       <w:r>
-        <w:t>consignment plus one (1) year.</w:t>
+        <w:t>promote the Artist and Birthright programme through website, email,</w:t>
+      </w:r>
+    </w:p>
+    <w:p>
+      <w:r>
+        <w:t>and social channels. Any credit line requested by the Artist will be</w:t>
+      </w:r>
+    </w:p>
+    <w:p>
+      <w:r>
+        <w:t>used.</w:t>
       </w:r>
     </w:p>
     <w:p>
@@ -283,22 +325,22 @@
         <w:pStyle w:val="Heading2"/>
       </w:pPr>
       <w:r>
-        <w:t>7. Featured Slot Purchase</w:t>
+        <w:t>7. Payouts</w:t>
       </w:r>
     </w:p>
     <w:p>
       <w:r>
-        <w:t>Artist may separately pay to be featured in the homepage carousel</w:t>
+        <w:t>Payouts run monthly when the Artist's balance exceeds US $50, paid</w:t>
       </w:r>
     </w:p>
     <w:p>
       <w:r>
-        <w:t>(/dashboard/partner/featured). Featured-slot fees are non-refundable and</w:t>
+        <w:t>via the method the Artist selects (Stripe Connect, ACH, or check).</w:t>
       </w:r>
     </w:p>
     <w:p>
       <w:r>
-        <w:t>do not carry any implied warranty of sales performance.</w:t>
+        <w:t>Artist provides a W-9 (or W-8BEN) before the first payout.</w:t>
       </w:r>
     </w:p>
     <w:p>
@@ -306,22 +348,27 @@
         <w:pStyle w:val="Heading2"/>
       </w:pPr>
       <w:r>
-        <w:t>8. Returns</w:t>
+        <w:t>8. Term &amp; Termination</w:t>
       </w:r>
     </w:p>
     <w:p>
       <w:r>
-        <w:t>If a buyer returns a work under the Refund &amp; Returns Policy, Artist will</w:t>
+        <w:t>Either party may terminate on 30 days' written notice. Artist may</w:t>
       </w:r>
     </w:p>
     <w:p>
       <w:r>
-        <w:t>receive the work back and forfeit that sale. The buyer's refund covers the</w:t>
+        <w:t>withdraw any unsold work at any time on written notice; Birthright</w:t>
       </w:r>
     </w:p>
     <w:p>
       <w:r>
-        <w:t>full list price plus markup; Artist forfeits their portion only.</w:t>
+        <w:t>will remove the listing within 3 business days. Sales already</w:t>
+      </w:r>
+    </w:p>
+    <w:p>
+      <w:r>
+        <w:t>committed will be honoured.</w:t>
       </w:r>
     </w:p>
     <w:p>
@@ -329,17 +376,22 @@
         <w:pStyle w:val="Heading2"/>
       </w:pPr>
       <w:r>
-        <w:t>9. Term &amp; Removal</w:t>
+        <w:t>9. Indemnity</w:t>
       </w:r>
     </w:p>
     <w:p>
       <w:r>
-        <w:t>Either party may remove any work at any time by written notice. Existing</w:t>
+        <w:t>Artist warrants they own or have the rights to license the works and</w:t>
       </w:r>
     </w:p>
     <w:p>
       <w:r>
-        <w:t>orders in flight are honored.</w:t>
+        <w:t>that the works do not infringe third-party rights. Artist will</w:t>
+      </w:r>
+    </w:p>
+    <w:p>
+      <w:r>
+        <w:t>indemnify Birthright against claims of infringement.</w:t>
       </w:r>
     </w:p>
     <w:p>
@@ -347,91 +399,28 @@
         <w:pStyle w:val="Heading2"/>
       </w:pPr>
       <w:r>
-        <w:t>10. IP Indemnity</w:t>
+        <w:t>10. Governing Law</w:t>
       </w:r>
     </w:p>
     <w:p>
       <w:r>
-        <w:t>Artist will indemnify Birthright for any third-party claim of copyright,</w:t>
+        <w:t>North Carolina, USA; exclusive jurisdiction of courts in Mecklenburg</w:t>
       </w:r>
     </w:p>
     <w:p>
       <w:r>
-        <w:t>trademark, or moral-rights infringement in a consigned work.</w:t>
-      </w:r>
-    </w:p>
-    <w:p>
-      <w:pPr>
-        <w:pStyle w:val="Heading2"/>
-      </w:pPr>
-      <w:r>
-        <w:t>11. Miscellaneous</w:t>
-      </w:r>
-    </w:p>
-    <w:p>
-      <w:r>
-        <w:t>Independent contractor status; governing law per Terms of Service;</w:t>
-      </w:r>
-    </w:p>
-    <w:p>
-      <w:r>
-        <w:t>severability; entire-agreement.</w:t>
-      </w:r>
-    </w:p>
-    <w:p>
-      <w:r>
-        <w:rPr>
-          <w:b/>
-        </w:rPr>
-        <w:t>Artist</w:t>
-      </w:r>
-      <w:r>
-        <w:t xml:space="preserve">: __________________________  </w:t>
-      </w:r>
-      <w:r>
-        <w:rPr>
-          <w:b/>
-        </w:rPr>
-        <w:t>Signature</w:t>
-      </w:r>
-      <w:r>
-        <w:t>: __________________</w:t>
-      </w:r>
-    </w:p>
-    <w:p>
-      <w:r>
-        <w:rPr>
-          <w:b/>
-        </w:rPr>
-        <w:t>Effective date</w:t>
-      </w:r>
-      <w:r>
-        <w:t xml:space="preserve">: __________  </w:t>
-      </w:r>
-      <w:r>
-        <w:rPr>
-          <w:b/>
-        </w:rPr>
-        <w:t>Birthright signatory</w:t>
-      </w:r>
-      <w:r>
-        <w:t>: ______________</w:t>
+        <w:t>County, NC.</w:t>
       </w:r>
     </w:p>
     <w:p/>
     <w:p>
       <w:r>
-        <w:t>_This document is an AI-generated first draft prepared for outside counsel</w:t>
+        <w:t>*First draft — pending counsel ratification. Comments to</w:t>
       </w:r>
     </w:p>
     <w:p>
       <w:r>
-        <w:t>review. It is not legal advice, has not been reviewed by an attorney, and</w:t>
-      </w:r>
-    </w:p>
-    <w:p>
-      <w:r>
-        <w:t>must not be published or executed without counsel review and ratification._</w:t>
+        <w:t>legal@birthright.live.*</w:t>
       </w:r>
     </w:p>
     <w:p/>
@@ -445,17 +434,12 @@
     </w:p>
     <w:p>
       <w:r>
-        <w:t>This document was drafted with EU / UK regulatory alignment in mind. Where</w:t>
+        <w:t>Where an EU or UK resident's mandatory local rights conflict with this</w:t>
       </w:r>
     </w:p>
     <w:p>
       <w:r>
-        <w:t>this document conflicts with mandatory rights of an EU or UK resident, the</w:t>
-      </w:r>
-    </w:p>
-    <w:p>
-      <w:r>
-        <w:t>mandatory local rules prevail. In particular:</w:t>
+        <w:t>document, the local rules prevail. Key points:</w:t>
       </w:r>
     </w:p>
     <w:p>
@@ -466,30 +450,34 @@
         <w:rPr>
           <w:b/>
         </w:rPr>
-        <w:t>GDPR (EU) 2016/679 and UK GDPR</w:t>
+        <w:t>GDPR (EU) 2016/679</w:t>
       </w:r>
       <w:r>
-        <w:t xml:space="preserve"> apply to processing of personal data</w:t>
+        <w:t xml:space="preserve"> and </w:t>
+      </w:r>
+      <w:r>
+        <w:rPr>
+          <w:b/>
+        </w:rPr>
+        <w:t>UK GDPR</w:t>
+      </w:r>
+      <w:r>
+        <w:t xml:space="preserve"> govern personal-data</w:t>
       </w:r>
     </w:p>
     <w:p>
       <w:r>
-        <w:t>of individuals in the EEA and UK. Where Birthright is the controller,</w:t>
+        <w:t>processing. Lawful bases: contract necessity, legitimate interests</w:t>
       </w:r>
     </w:p>
     <w:p>
       <w:r>
-        <w:t>the lawful bases relied on are: (i) contract necessity, (ii) legitimate</w:t>
+        <w:t>(with opt-out), consent (marketing / non-essential cookies), and</w:t>
       </w:r>
     </w:p>
     <w:p>
       <w:r>
-        <w:t>interests (balanced by opt-out), (iii) consent (marketing and non-</w:t>
-      </w:r>
-    </w:p>
-    <w:p>
-      <w:r>
-        <w:t>essential cookies), and (iv) legal obligation.</w:t>
+        <w:t>legal obligation.</w:t>
       </w:r>
     </w:p>
     <w:p>
@@ -500,15 +488,15 @@
         <w:rPr>
           <w:b/>
         </w:rPr>
-        <w:t>ePrivacy Directive (2002/58/EC as amended)</w:t>
+        <w:t>ePrivacy Directive (2002/58/EC)</w:t>
       </w:r>
       <w:r>
-        <w:t xml:space="preserve"> applies to cookies and</w:t>
+        <w:t xml:space="preserve"> — non-essential cookies require</w:t>
       </w:r>
     </w:p>
     <w:p>
       <w:r>
-        <w:t>similar tracking. Non-essential cookies require prior opt-in consent.</w:t>
+        <w:t>prior opt-in consent (see our Cookie Notice).</w:t>
       </w:r>
     </w:p>
     <w:p>
@@ -519,25 +507,25 @@
         <w:rPr>
           <w:b/>
         </w:rPr>
-        <w:t>EU Consumer Rights Directive (2011/83/EU)</w:t>
+        <w:t>Consumer Rights Directive (2011/83/EU)</w:t>
       </w:r>
       <w:r>
-        <w:t xml:space="preserve"> — EU/UK consumers have</w:t>
+        <w:t xml:space="preserve"> — 14-day right of</w:t>
       </w:r>
     </w:p>
     <w:p>
       <w:r>
-        <w:t>a 14-day right of withdrawal on distance sales of goods and most</w:t>
+        <w:t>withdrawal on distance sales of goods and most digital services.</w:t>
       </w:r>
     </w:p>
     <w:p>
       <w:r>
-        <w:t>digital services. Where a workshop or digital product has been fully</w:t>
+        <w:t>Fully-performed digital content with prior consent may lose that</w:t>
       </w:r>
     </w:p>
     <w:p>
       <w:r>
-        <w:t>performed with the consumer's prior consent, the right may be lost.</w:t>
+        <w:t>right.</w:t>
       </w:r>
     </w:p>
     <w:p>
@@ -548,25 +536,20 @@
         <w:rPr>
           <w:b/>
         </w:rPr>
-        <w:t>Digital Services Act (Regulation 2022/2065)</w:t>
+        <w:t>Digital Services Act (Reg. 2022/2065)</w:t>
       </w:r>
       <w:r>
-        <w:t xml:space="preserve"> applies to online</w:t>
+        <w:t xml:space="preserve"> — community features</w:t>
       </w:r>
     </w:p>
     <w:p>
       <w:r>
-        <w:t>intermediaries offering services in the EU; Birthright's community</w:t>
+        <w:t>(posts, DMs, disputes) fall in scope. Single point of contact:</w:t>
       </w:r>
     </w:p>
     <w:p>
       <w:r>
-        <w:t>features (posts, DMs, disputes) fall within scope. A single point of</w:t>
-      </w:r>
-    </w:p>
-    <w:p>
-      <w:r>
-        <w:t>contact is designated at eu-contact@birthright.live.</w:t>
+        <w:t>eu-contact@birthright.live.</w:t>
       </w:r>
     </w:p>
     <w:p>
@@ -577,78 +560,15 @@
         <w:rPr>
           <w:b/>
         </w:rPr>
-        <w:t>EU AI Act (Regulation 2024/1689)</w:t>
+        <w:t>Cross-border transfers</w:t>
       </w:r>
       <w:r>
-        <w:t xml:space="preserve"> applies to providers and deployers</w:t>
+        <w:t xml:space="preserve"> — EU SCCs (2021/914) + UK IDTA with a</w:t>
       </w:r>
     </w:p>
     <w:p>
       <w:r>
-        <w:t>of AI systems affecting EU users. Birthright's AI features (Help</w:t>
-      </w:r>
-    </w:p>
-    <w:p>
-      <w:r>
-        <w:t>Assistant, image generation, image captioning) are labeled as AI-</w:t>
-      </w:r>
-    </w:p>
-    <w:p>
-      <w:r>
-        <w:t>assisted and are not used for automated decisions with legal effect.</w:t>
-      </w:r>
-    </w:p>
-    <w:p>
-      <w:pPr>
-        <w:pStyle w:val="ListBullet"/>
-      </w:pPr>
-      <w:r>
-        <w:rPr>
-          <w:b/>
-        </w:rPr>
-        <w:t>Data transfers out of the EEA/UK/CH</w:t>
-      </w:r>
-      <w:r>
-        <w:t xml:space="preserve"> rely on the EU Standard</w:t>
-      </w:r>
-    </w:p>
-    <w:p>
-      <w:r>
-        <w:t>Contractual Clauses (2021/914) and the UK International Data Transfer</w:t>
-      </w:r>
-    </w:p>
-    <w:p>
-      <w:r>
-        <w:t>Addendum, with a transfer-impact assessment on file for each sub-</w:t>
-      </w:r>
-    </w:p>
-    <w:p>
-      <w:r>
-        <w:t>processor.</w:t>
-      </w:r>
-    </w:p>
-    <w:p>
-      <w:pPr>
-        <w:pStyle w:val="ListBullet"/>
-      </w:pPr>
-      <w:r>
-        <w:rPr>
-          <w:b/>
-        </w:rPr>
-        <w:t>Data Protection Officer (DPO)</w:t>
-      </w:r>
-      <w:r>
-        <w:t xml:space="preserve"> — Birthright will designate a DPO</w:t>
-      </w:r>
-    </w:p>
-    <w:p>
-      <w:r>
-        <w:t>once threshold criteria under GDPR Art. 37 are met. Contact:</w:t>
-      </w:r>
-    </w:p>
-    <w:p>
-      <w:r>
-        <w:t>dpo@birthright.live.</w:t>
+        <w:t>transfer-impact assessment per sub-processor.</w:t>
       </w:r>
     </w:p>
     <w:p>
@@ -662,26 +582,12 @@
         <w:t>DSAR window</w:t>
       </w:r>
       <w:r>
-        <w:t xml:space="preserve"> — subject access, rectification, erasure, portability,</w:t>
+        <w:t xml:space="preserve"> — 30 days (extendable to 90) at</w:t>
       </w:r>
     </w:p>
     <w:p>
       <w:r>
-        <w:t xml:space="preserve">and objection requests are responded to within </w:t>
-      </w:r>
-      <w:r>
-        <w:rPr>
-          <w:b/>
-        </w:rPr>
-        <w:t>30 days</w:t>
-      </w:r>
-      <w:r>
-        <w:t xml:space="preserve"> (extendable</w:t>
-      </w:r>
-    </w:p>
-    <w:p>
-      <w:r>
-        <w:t>by 60 days for complex requests) at privacy@birthright.live.</w:t>
+        <w:t>privacy@birthright.live.</w:t>
       </w:r>
     </w:p>
     <w:p>
@@ -695,29 +601,25 @@
         <w:t>Supervisory authority</w:t>
       </w:r>
       <w:r>
-        <w:t xml:space="preserve"> — EU/UK residents may lodge a complaint with</w:t>
+        <w:t xml:space="preserve"> — EU: your national DPA</w:t>
       </w:r>
     </w:p>
     <w:p>
       <w:r>
-        <w:t>their local supervisory authority; a list is available at</w:t>
+        <w:t>(</w:t>
       </w:r>
-    </w:p>
-    <w:p>
       <w:hyperlink r:id="rId9">
         <w:r>
           <w:rPr>
             <w:color w:val="0563C1"/>
             <w:u w:val="single"/>
           </w:rPr>
-          <w:t xml:space="preserve">https://edpb.europa.eu/about-edpb/about-edpb/members_en</w:t>
+          <w:t xml:space="preserve">https://edpb.europa.eu</w:t>
         </w:r>
       </w:hyperlink>
       <w:r>
-        <w:t xml:space="preserve"> (EU) and</w:t>
+        <w:t>). UK: ICO (</w:t>
       </w:r>
-    </w:p>
-    <w:p>
       <w:hyperlink r:id="rId10">
         <w:r>
           <w:rPr>
@@ -728,31 +630,7 @@
         </w:r>
       </w:hyperlink>
       <w:r>
-        <w:t xml:space="preserve"> (UK).</w:t>
-      </w:r>
-    </w:p>
-    <w:p>
-      <w:pPr>
-        <w:pStyle w:val="ListBullet"/>
-      </w:pPr>
-      <w:r>
-        <w:rPr>
-          <w:b/>
-        </w:rPr>
-        <w:t>VAT</w:t>
-      </w:r>
-      <w:r>
-        <w:t xml:space="preserve"> — Where Birthright's EU B2C digital-service or goods sales</w:t>
-      </w:r>
-    </w:p>
-    <w:p>
-      <w:r>
-        <w:t>cross applicable thresholds, VAT registration (One-Stop-Shop or</w:t>
-      </w:r>
-    </w:p>
-    <w:p>
-      <w:r>
-        <w:t>country-by-country) will be completed.</w:t>
+        <w:t>).</w:t>
       </w:r>
     </w:p>
     <w:sectPr>

--- a/backend/legal_docs/06-artist-consignment-agreement.docx
+++ b/backend/legal_docs/06-artist-consignment-agreement.docx
@@ -124,12 +124,7 @@
         <w:t>Parties:</w:t>
       </w:r>
       <w:r>
-        <w:t xml:space="preserve"> Birthright Foundation ("Birthright") and the artist</w:t>
-      </w:r>
-    </w:p>
-    <w:p>
-      <w:r>
-        <w:t>identified below ("Artist").</w:t>
+        <w:t xml:space="preserve"> Birthright Foundation ("Birthright") and the artist identified below ("Artist").</w:t>
       </w:r>
     </w:p>
     <w:p>
@@ -151,17 +146,7 @@
         <w:t>independent contractor</w:t>
       </w:r>
       <w:r>
-        <w:t>. This agreement does not</w:t>
-      </w:r>
-    </w:p>
-    <w:p>
-      <w:r>
-        <w:t>create employment, joint venture, or agency. Artist retains full</w:t>
-      </w:r>
-    </w:p>
-    <w:p>
-      <w:r>
-        <w:t>ownership of their works and independently sets their studio process.</w:t>
+        <w:t>. This agreement does not create employment, joint venture, or agency. Artist retains full ownership of their works and independently sets their studio process.</w:t>
       </w:r>
     </w:p>
     <w:p>
@@ -174,22 +159,7 @@
     </w:p>
     <w:p>
       <w:r>
-        <w:t>Artist consigns to Birthright the works listed in the platform</w:t>
-      </w:r>
-    </w:p>
-    <w:p>
-      <w:r>
-        <w:t>gallery. Each work is described by title, medium, dimensions,</w:t>
-      </w:r>
-    </w:p>
-    <w:p>
-      <w:r>
-        <w:t>edition (if any), and Artist's list price. Title to consigned works</w:t>
-      </w:r>
-    </w:p>
-    <w:p>
-      <w:r>
-        <w:t>remains with the Artist until sale.</w:t>
+        <w:t>Artist consigns to Birthright the works listed in the platform gallery. Each work is described by title, medium, dimensions, edition (if any), and Artist's list price. Title to consigned works remains with the Artist until sale.</w:t>
       </w:r>
     </w:p>
     <w:p>
@@ -210,25 +180,8 @@
         </w:rPr>
         <w:t>plus a 20% Foundation gift</w:t>
       </w:r>
-    </w:p>
-    <w:p>
       <w:r>
-        <w:t>added visibly at checkout. The full list price is remitted to the</w:t>
-      </w:r>
-    </w:p>
-    <w:p>
-      <w:r>
-        <w:t>Artist (less payment-processing fees); the 20% Foundation gift is</w:t>
-      </w:r>
-    </w:p>
-    <w:p>
-      <w:r>
-        <w:t>retained by Birthright. Artist may elect to absorb or waive the gift</w:t>
-      </w:r>
-    </w:p>
-    <w:p>
-      <w:r>
-        <w:t>by written notice.</w:t>
+        <w:t xml:space="preserve"> added visibly at checkout. The full list price is remitted to the Artist (less payment-processing fees); the 20% Foundation gift is retained by Birthright. Artist may elect to absorb or waive the gift by written notice.</w:t>
       </w:r>
     </w:p>
     <w:p>
@@ -241,17 +194,7 @@
     </w:p>
     <w:p>
       <w:r>
-        <w:t>Artist ships each work directly from studio within seven (7) days of</w:t>
-      </w:r>
-    </w:p>
-    <w:p>
-      <w:r>
-        <w:t>sale. Birthright provides pre-paid shipping labels on request and</w:t>
-      </w:r>
-    </w:p>
-    <w:p>
-      <w:r>
-        <w:t>covers standard insurance up to declared value.</w:t>
+        <w:t>Artist ships each work directly from studio within seven (7) days of sale. Birthright provides pre-paid shipping labels on request and covers standard insurance up to declared value.</w:t>
       </w:r>
     </w:p>
     <w:p>
@@ -264,22 +207,7 @@
     </w:p>
     <w:p>
       <w:r>
-        <w:t>Because works are made-to-order or one-of-a-kind, returns are limited</w:t>
-      </w:r>
-    </w:p>
-    <w:p>
-      <w:r>
-        <w:t>to (a) damage in transit or (b) material misdescription. Claims must</w:t>
-      </w:r>
-    </w:p>
-    <w:p>
-      <w:r>
-        <w:t>be made within 14 days of delivery. See our</w:t>
-      </w:r>
-    </w:p>
-    <w:p>
-      <w:r>
-        <w:t>[Refund &amp; Returns Policy](/legal/refunds).</w:t>
+        <w:t>Because works are made-to-order or one-of-a-kind, returns are limited to (a) damage in transit or (b) material misdescription. Claims must be made within 14 days of delivery. See our [Refund &amp; Returns Policy](/legal/refunds).</w:t>
       </w:r>
     </w:p>
     <w:p>
@@ -292,32 +220,7 @@
     </w:p>
     <w:p>
       <w:r>
-        <w:t>Artist retains all copyright in their works. Artist grants Birthright</w:t>
-      </w:r>
-    </w:p>
-    <w:p>
-      <w:r>
-        <w:t>a non-exclusive, royalty-free licence to reproduce images and short</w:t>
-      </w:r>
-    </w:p>
-    <w:p>
-      <w:r>
-        <w:t>excerpts of the works solely to (a) list them for sale and (b)</w:t>
-      </w:r>
-    </w:p>
-    <w:p>
-      <w:r>
-        <w:t>promote the Artist and Birthright programme through website, email,</w:t>
-      </w:r>
-    </w:p>
-    <w:p>
-      <w:r>
-        <w:t>and social channels. Any credit line requested by the Artist will be</w:t>
-      </w:r>
-    </w:p>
-    <w:p>
-      <w:r>
-        <w:t>used.</w:t>
+        <w:t>Artist retains all copyright in their works. Artist grants Birthright a non-exclusive, royalty-free licence to reproduce images and short excerpts of the works solely to (a) list them for sale and (b) promote the Artist and Birthright programme through website, email, and social channels. Any credit line requested by the Artist will be used.</w:t>
       </w:r>
     </w:p>
     <w:p>
@@ -330,17 +233,7 @@
     </w:p>
     <w:p>
       <w:r>
-        <w:t>Payouts run monthly when the Artist's balance exceeds US $50, paid</w:t>
-      </w:r>
-    </w:p>
-    <w:p>
-      <w:r>
-        <w:t>via the method the Artist selects (Stripe Connect, ACH, or check).</w:t>
-      </w:r>
-    </w:p>
-    <w:p>
-      <w:r>
-        <w:t>Artist provides a W-9 (or W-8BEN) before the first payout.</w:t>
+        <w:t>Payouts run monthly when the Artist's balance exceeds US $50, paid via the method the Artist selects (Stripe Connect, ACH, or check). Artist provides a W-9 (or W-8BEN) before the first payout.</w:t>
       </w:r>
     </w:p>
     <w:p>
@@ -353,22 +246,7 @@
     </w:p>
     <w:p>
       <w:r>
-        <w:t>Either party may terminate on 30 days' written notice. Artist may</w:t>
-      </w:r>
-    </w:p>
-    <w:p>
-      <w:r>
-        <w:t>withdraw any unsold work at any time on written notice; Birthright</w:t>
-      </w:r>
-    </w:p>
-    <w:p>
-      <w:r>
-        <w:t>will remove the listing within 3 business days. Sales already</w:t>
-      </w:r>
-    </w:p>
-    <w:p>
-      <w:r>
-        <w:t>committed will be honoured.</w:t>
+        <w:t>Either party may terminate on 30 days' written notice. Artist may withdraw any unsold work at any time on written notice; Birthright will remove the listing within 3 business days. Sales already committed will be honoured.</w:t>
       </w:r>
     </w:p>
     <w:p>
@@ -381,17 +259,7 @@
     </w:p>
     <w:p>
       <w:r>
-        <w:t>Artist warrants they own or have the rights to license the works and</w:t>
-      </w:r>
-    </w:p>
-    <w:p>
-      <w:r>
-        <w:t>that the works do not infringe third-party rights. Artist will</w:t>
-      </w:r>
-    </w:p>
-    <w:p>
-      <w:r>
-        <w:t>indemnify Birthright against claims of infringement.</w:t>
+        <w:t>Artist warrants they own or have the rights to license the works and that the works do not infringe third-party rights. Artist will indemnify Birthright against claims of infringement.</w:t>
       </w:r>
     </w:p>
     <w:p>
@@ -404,23 +272,13 @@
     </w:p>
     <w:p>
       <w:r>
-        <w:t>North Carolina, USA; exclusive jurisdiction of courts in Mecklenburg</w:t>
-      </w:r>
-    </w:p>
-    <w:p>
-      <w:r>
-        <w:t>County, NC.</w:t>
+        <w:t>North Carolina, USA; exclusive jurisdiction of courts in Mecklenburg County, NC.</w:t>
       </w:r>
     </w:p>
     <w:p/>
     <w:p>
       <w:r>
-        <w:t>*First draft — pending counsel ratification. Comments to</w:t>
-      </w:r>
-    </w:p>
-    <w:p>
-      <w:r>
-        <w:t>legal@birthright.live.*</w:t>
+        <w:t>*First draft — pending counsel ratification. Comments to legal@birthright.live.*</w:t>
       </w:r>
     </w:p>
     <w:p/>
@@ -434,12 +292,7 @@
     </w:p>
     <w:p>
       <w:r>
-        <w:t>Where an EU or UK resident's mandatory local rights conflict with this</w:t>
-      </w:r>
-    </w:p>
-    <w:p>
-      <w:r>
-        <w:t>document, the local rules prevail. Key points:</w:t>
+        <w:t>Where an EU or UK resident's mandatory local rights conflict with this document, the local rules prevail. Key points:</w:t>
       </w:r>
     </w:p>
     <w:p>
@@ -462,22 +315,7 @@
         <w:t>UK GDPR</w:t>
       </w:r>
       <w:r>
-        <w:t xml:space="preserve"> govern personal-data</w:t>
-      </w:r>
-    </w:p>
-    <w:p>
-      <w:r>
-        <w:t>processing. Lawful bases: contract necessity, legitimate interests</w:t>
-      </w:r>
-    </w:p>
-    <w:p>
-      <w:r>
-        <w:t>(with opt-out), consent (marketing / non-essential cookies), and</w:t>
-      </w:r>
-    </w:p>
-    <w:p>
-      <w:r>
-        <w:t>legal obligation.</w:t>
+        <w:t xml:space="preserve"> govern personal-data processing. Lawful bases: contract necessity, legitimate interests (with opt-out), consent (marketing / non-essential cookies), and legal obligation.</w:t>
       </w:r>
     </w:p>
     <w:p>
@@ -491,12 +329,7 @@
         <w:t>ePrivacy Directive (2002/58/EC)</w:t>
       </w:r>
       <w:r>
-        <w:t xml:space="preserve"> — non-essential cookies require</w:t>
-      </w:r>
-    </w:p>
-    <w:p>
-      <w:r>
-        <w:t>prior opt-in consent (see our Cookie Notice).</w:t>
+        <w:t xml:space="preserve"> — non-essential cookies require prior opt-in consent (see our Cookie Notice).</w:t>
       </w:r>
     </w:p>
     <w:p>
@@ -510,22 +343,7 @@
         <w:t>Consumer Rights Directive (2011/83/EU)</w:t>
       </w:r>
       <w:r>
-        <w:t xml:space="preserve"> — 14-day right of</w:t>
-      </w:r>
-    </w:p>
-    <w:p>
-      <w:r>
-        <w:t>withdrawal on distance sales of goods and most digital services.</w:t>
-      </w:r>
-    </w:p>
-    <w:p>
-      <w:r>
-        <w:t>Fully-performed digital content with prior consent may lose that</w:t>
-      </w:r>
-    </w:p>
-    <w:p>
-      <w:r>
-        <w:t>right.</w:t>
+        <w:t xml:space="preserve"> — 14-day right of withdrawal on distance sales of goods and most digital services. Fully-performed digital content with prior consent may lose that right.</w:t>
       </w:r>
     </w:p>
     <w:p>
@@ -539,17 +357,7 @@
         <w:t>Digital Services Act (Reg. 2022/2065)</w:t>
       </w:r>
       <w:r>
-        <w:t xml:space="preserve"> — community features</w:t>
-      </w:r>
-    </w:p>
-    <w:p>
-      <w:r>
-        <w:t>(posts, DMs, disputes) fall in scope. Single point of contact:</w:t>
-      </w:r>
-    </w:p>
-    <w:p>
-      <w:r>
-        <w:t>eu-contact@birthright.live.</w:t>
+        <w:t xml:space="preserve"> — community features (posts, DMs, disputes) fall in scope. Single point of contact: eu-contact@birthright.live.</w:t>
       </w:r>
     </w:p>
     <w:p>
@@ -563,12 +371,7 @@
         <w:t>Cross-border transfers</w:t>
       </w:r>
       <w:r>
-        <w:t xml:space="preserve"> — EU SCCs (2021/914) + UK IDTA with a</w:t>
-      </w:r>
-    </w:p>
-    <w:p>
-      <w:r>
-        <w:t>transfer-impact assessment per sub-processor.</w:t>
+        <w:t xml:space="preserve"> — EU SCCs (2021/914) + UK IDTA with a transfer-impact assessment per sub-processor.</w:t>
       </w:r>
     </w:p>
     <w:p>
@@ -582,12 +385,7 @@
         <w:t>DSAR window</w:t>
       </w:r>
       <w:r>
-        <w:t xml:space="preserve"> — 30 days (extendable to 90) at</w:t>
-      </w:r>
-    </w:p>
-    <w:p>
-      <w:r>
-        <w:t>privacy@birthright.live.</w:t>
+        <w:t xml:space="preserve"> — 30 days (extendable to 90) at privacy@birthright.live.</w:t>
       </w:r>
     </w:p>
     <w:p>
@@ -601,12 +399,7 @@
         <w:t>Supervisory authority</w:t>
       </w:r>
       <w:r>
-        <w:t xml:space="preserve"> — EU: your national DPA</w:t>
-      </w:r>
-    </w:p>
-    <w:p>
-      <w:r>
-        <w:t>(</w:t>
+        <w:t xml:space="preserve"> — EU: your national DPA (</w:t>
       </w:r>
       <w:hyperlink r:id="rId9">
         <w:r>
@@ -635,7 +428,7 @@
     </w:p>
     <w:sectPr>
       <w:pgSz w:w="12240" w:h="15840"/>
-      <w:pgMar w:top="1152" w:right="1296" w:bottom="1152" w:left="1296" w:header="720" w:footer="720" w:gutter="0"/>
+      <w:pgMar w:top="1440" w:right="1440" w:bottom="1440" w:left="1440" w:header="720" w:footer="720" w:gutter="0"/>
       <w:cols w:space="720"/>
       <w:docGrid w:linePitch="360"/>
     </w:sectPr>
@@ -1006,6 +799,9 @@
     <w:name w:val="Normal"/>
     <w:qFormat/>
     <w:rsid w:val="00FC693F"/>
+    <w:pPr>
+      <w:spacing w:line="240" w:lineRule="auto" w:before="0" w:after="120"/>
+    </w:pPr>
     <w:rPr>
       <w:rFonts w:ascii="Calibri" w:hAnsi="Calibri"/>
       <w:sz w:val="22"/>

--- a/backend/legal_docs/06-artist-consignment-agreement.docx
+++ b/backend/legal_docs/06-artist-consignment-agreement.docx
@@ -105,7 +105,7 @@
           <w:i/>
           <w:color w:val="7C5316"/>
         </w:rPr>
-        <w:t>Executive Director: James Reagan · Contact: legal@birthright.live</w:t>
+        <w:t>Executive Director: Amanda Reagan · Contact: legal@birthright.live</w:t>
       </w:r>
     </w:p>
     <w:p>
